--- a/public/chapters/vol9/01-Chương-1-Điều-mở-ra-trước-mắt-khi-tôi-mở-mắt.docx
+++ b/public/chapters/vol9/01-Chương-1-Điều-mở-ra-trước-mắt-khi-tôi-mở-mắt.docx
@@ -971,7 +971,7 @@
           <w:color w:val="222222"/>
           <w:sz w:val="24"/>
         </w:rPr>
-        <w:t>Dù chuyện này chẳng có gì mới mẻ, nhưng việc phải trực tiếp đối mặt với những lời trêu chọc của Itsuki mang đến một cảm giác xấu hổ mãnh liệt hơn cả những gì Amane tưởng tượng, khiến lông mày cậu vô thức nhíu lại. “Đừng có nói nghe mờ ám như vậy. Bọn tao chỉ tổ chức ăn mừng như bình thường thôi.”</w:t>
+        <w:t>Dù chuyện này chẳng có gì mới mẻ, nhưng việc phải trực tiếp đối mặt với những lời trêu chọc của Itsuki mang đến một cảm giác xấu hổ mãnh liệt hơn cả những gì Amane tưởng tượng, khiến lông mày cậu vô thức nhíu lại. “Đừng có nói nghe mờ ám như vậy. Bọn tớ chỉ tổ chức ăn mừng như bình thường thôi.”</w:t>
       </w:r>
     </w:p>
     <w:p>
